--- a/6B-Grammar-L5-Proofreading-Students-Sheet.docx
+++ b/6B-Grammar-L5-Proofreading-Students-Sheet.docx
@@ -157,6 +157,16 @@
         <w:t>PART 2: THE MOST COMMON TYPES OF ERRORS</w:t>
       </w:r>
     </w:p>
+    <w:p>
+      <w:r>
+        <w:rPr>
+          <w:b w:val="0"/>
+          <w:i w:val="0"/>
+        </w:rPr>
+        <w:t>These are the same four codes from last lesson. The errors look different, but the categories are the same.</w:t>
+      </w:r>
+    </w:p>
+    <w:p/>
     <w:tbl>
       <w:tblPr>
         <w:tblStyle w:val="TableGrid"/>
@@ -327,7 +337,7 @@
                 <w:rFonts w:ascii="Times New Roman" w:hAnsi="Times New Roman"/>
                 <w:sz w:val="20"/>
               </w:rPr>
-              <w:t>No one is surprised when a doctor work at weekends.</w:t>
+              <w:t>No one understand why he left medicine.</w:t>
             </w:r>
           </w:p>
         </w:tc>
@@ -380,7 +390,7 @@
                 <w:rFonts w:ascii="Times New Roman" w:hAnsi="Times New Roman"/>
                 <w:sz w:val="20"/>
               </w:rPr>
-              <w:t>The patient was very worrying about the operation.</w:t>
+              <w:t>I was very surprising to hear the news.</w:t>
             </w:r>
           </w:p>
         </w:tc>
@@ -433,7 +443,7 @@
                 <w:rFonts w:ascii="Times New Roman" w:hAnsi="Times New Roman"/>
                 <w:sz w:val="20"/>
               </w:rPr>
-              <w:t>It was a honour to interview such a dedicated doctor.</w:t>
+              <w:t>It was a honour to meet such a brave person.</w:t>
             </w:r>
           </w:p>
         </w:tc>
@@ -458,7 +468,16 @@
           <w:b w:val="0"/>
           <w:i w:val="0"/>
         </w:rPr>
-        <w:t>Five sentences. Some contain errors; some are already correct. Identify the errors, correct them, and write the code.</w:t>
+        <w:t>Some sentences contain errors; some are already correct. Identify the errors, correct them, and write the code.</w:t>
+      </w:r>
+    </w:p>
+    <w:p>
+      <w:r>
+        <w:rPr>
+          <w:b w:val="0"/>
+          <w:i w:val="0"/>
+        </w:rPr>
+        <w:t>The errors are DIFFERENT from last lesson, but the codes are the same.</w:t>
       </w:r>
     </w:p>
     <w:p>
@@ -471,7 +490,7 @@
           <w:b w:val="0"/>
           <w:i w:val="0"/>
         </w:rPr>
-        <w:t>1.  The patient was very worrying about the operation.</w:t>
+        <w:t>1.  I was very surprising to hear the news.</w:t>
       </w:r>
     </w:p>
     <w:p>
@@ -484,7 +503,7 @@
           <w:b w:val="0"/>
           <w:i w:val="0"/>
         </w:rPr>
-        <w:t>2.  Dr Lee left the hospital in 2020, he opened a clinic in Wan Chai.</w:t>
+        <w:t>2.  No one understand why he left medicine.</w:t>
       </w:r>
     </w:p>
     <w:p>
@@ -497,7 +516,7 @@
           <w:b w:val="0"/>
           <w:i w:val="0"/>
         </w:rPr>
-        <w:t>3.  Working twelve hours every day, she never missed a shift.</w:t>
+        <w:t>3.  He posted his first video in January, it went viral within a week.</w:t>
       </w:r>
     </w:p>
     <w:p>
@@ -510,7 +529,7 @@
           <w:b w:val="0"/>
           <w:i w:val="0"/>
         </w:rPr>
-        <w:t>4.  No one is surprised when a doctor work at weekends.</w:t>
+        <w:t>4.  His advice has changed my daily habits.</w:t>
       </w:r>
     </w:p>
     <w:p>
@@ -523,7 +542,20 @@
           <w:b w:val="0"/>
           <w:i w:val="0"/>
         </w:rPr>
-        <w:t>5.  It was a honour to interview such a dedicated doctor.</w:t>
+        <w:t>5.  It was a honour to meet such a brave person.</w:t>
+      </w:r>
+    </w:p>
+    <w:p>
+      <w:pPr>
+        <w:spacing w:after="80"/>
+        <w:ind w:left="283"/>
+      </w:pPr>
+      <w:r>
+        <w:rPr>
+          <w:b w:val="0"/>
+          <w:i w:val="0"/>
+        </w:rPr>
+        <w:t>6.  Dr Lai records a new video every Sunday.</w:t>
       </w:r>
     </w:p>
     <w:p/>
@@ -571,7 +603,7 @@
               <w:rPr>
                 <w:sz w:val="21"/>
               </w:rPr>
-              <w:t>Dr Jason Lai practiced medicine in a public hospital, he left that job in 2023 to follow a lifelong dream.</w:t>
+              <w:t>Have you ever wondered what makes someone walk away from a guaranteed future, Dr Jason Lai, our 2015 graduate, did exactly that.</w:t>
             </w:r>
           </w:p>
           <w:p>
@@ -582,7 +614,7 @@
               <w:rPr>
                 <w:sz w:val="21"/>
               </w:rPr>
-              <w:t>He earned over a hundred thousand dollars a month and life was secure, every morning he woke up feeling empty.</w:t>
+              <w:t>After six years in medical school and three years at Queen Mary Hospital.</w:t>
             </w:r>
           </w:p>
           <w:p>
@@ -593,7 +625,7 @@
               <w:rPr>
                 <w:sz w:val="21"/>
               </w:rPr>
-              <w:t>He quit his job, sell his apartment and opened a small bakery in Mui Wo.</w:t>
+              <w:t>He was earn a six-figure salary every month, however, he felt unfulfilling.</w:t>
             </w:r>
           </w:p>
           <w:p>
@@ -604,7 +636,7 @@
               <w:rPr>
                 <w:sz w:val="21"/>
               </w:rPr>
-              <w:t>Bringing fresh bread to elderly residents who had walked an hour to the nearest shop.</w:t>
+              <w:t>He quit his job in 2023, he started a YouTube channel called Wellness Daily.</w:t>
             </w:r>
           </w:p>
           <w:p>
@@ -615,7 +647,7 @@
               <w:rPr>
                 <w:sz w:val="21"/>
               </w:rPr>
-              <w:t>The bakery was deliberately kept cheap so no one is left out.</w:t>
+              <w:t>He upload videos about mental health and sleep habits to help stressed students.</w:t>
             </w:r>
           </w:p>
           <w:p>
@@ -626,7 +658,7 @@
               <w:rPr>
                 <w:sz w:val="21"/>
               </w:rPr>
-              <w:t>Today, he deliver eighty loaves every morning and his parents felt very worrying about his future.</w:t>
+              <w:t>His advice are practical and easy to follow.</w:t>
             </w:r>
           </w:p>
           <w:p>
@@ -637,7 +669,18 @@
               <w:rPr>
                 <w:sz w:val="21"/>
               </w:rPr>
-              <w:t>It is a example of courage for all of us.</w:t>
+              <w:t>Last month he reached one million subscribers.</w:t>
+            </w:r>
+          </w:p>
+          <w:p>
+            <w:pPr>
+              <w:spacing w:after="80" w:line="276" w:lineRule="auto"/>
+            </w:pPr>
+            <w:r>
+              <w:rPr>
+                <w:sz w:val="21"/>
+              </w:rPr>
+              <w:t>It is a inspiration for anyone afraid to follow their passion.</w:t>
             </w:r>
           </w:p>
         </w:tc>
@@ -1317,6 +1360,18 @@
                 <w:rFonts w:ascii="Times New Roman" w:hAnsi="Times New Roman"/>
                 <w:sz w:val="20"/>
               </w:rPr>
+              <w:t>• Open with a hook that speaks directly to the reader.</w:t>
+            </w:r>
+          </w:p>
+          <w:p>
+            <w:pPr>
+              <w:spacing w:after="40"/>
+            </w:pPr>
+            <w:r>
+              <w:rPr>
+                <w:rFonts w:ascii="Times New Roman" w:hAnsi="Times New Roman"/>
+                <w:sz w:val="20"/>
+              </w:rPr>
               <w:t>• Name the person and state the change clearly.</w:t>
             </w:r>
           </w:p>
@@ -1341,19 +1396,7 @@
                 <w:rFonts w:ascii="Times New Roman" w:hAnsi="Times New Roman"/>
                 <w:sz w:val="20"/>
               </w:rPr>
-              <w:t>• Give the reason or motivation for the change.</w:t>
-            </w:r>
-          </w:p>
-          <w:p>
-            <w:pPr>
-              <w:spacing w:after="40"/>
-            </w:pPr>
-            <w:r>
-              <w:rPr>
-                <w:rFonts w:ascii="Times New Roman" w:hAnsi="Times New Roman"/>
-                <w:sz w:val="20"/>
-              </w:rPr>
-              <w:t>• Show impact on other people, not just the subject.</w:t>
+              <w:t>• Show why the change matters to students like your reader.</w:t>
             </w:r>
           </w:p>
         </w:tc>
@@ -1389,7 +1432,7 @@
                 <w:rFonts w:ascii="Times New Roman" w:hAnsi="Times New Roman"/>
                 <w:sz w:val="20"/>
               </w:rPr>
-              <w:t>• Start with who and what (the hook).</w:t>
+              <w:t>• Hook first, background second, the switch third.</w:t>
             </w:r>
           </w:p>
           <w:p>
@@ -1473,7 +1516,7 @@
                 <w:rFonts w:ascii="Times New Roman" w:hAnsi="Times New Roman"/>
                 <w:sz w:val="20"/>
               </w:rPr>
-              <w:t>• Use parallel verb forms when listing actions (quit, sold, opened).</w:t>
+              <w:t>• Use ‘an’ before vowel sounds (an inspiration, an honour).</w:t>
             </w:r>
           </w:p>
           <w:p>
@@ -1497,7 +1540,7 @@
                 <w:rFonts w:ascii="Times New Roman" w:hAnsi="Times New Roman"/>
                 <w:sz w:val="20"/>
               </w:rPr>
-              <w:t>• Use ‘an’ before vowel sounds (an example, an honour).</w:t>
+              <w:t>• Remember: advice is uncountable (‘advice is’, not ‘advices are’).</w:t>
             </w:r>
           </w:p>
         </w:tc>
@@ -1763,7 +1806,7 @@
           <w:b w:val="0"/>
           <w:i w:val="0"/>
         </w:rPr>
-        <w:t>Write the next section: ‘The First Day at the Bakery’ (approx. 40 words).</w:t>
+        <w:t>Write the next section: ‘His advice for stressed students’ (approx. 40 words).</w:t>
       </w:r>
     </w:p>
     <w:p>
